--- a/Self.docx
+++ b/Self.docx
@@ -7,89 +7,163 @@
         <w:rPr>
           <w:b/>
           <w:bCs/>
-        </w:rPr>
-      </w:pPr>
-      <w:r>
-        <w:rPr>
-          <w:b/>
-          <w:bCs/>
+          <w:lang w:val="en-IN"/>
+        </w:rPr>
+      </w:pPr>
+      <w:proofErr w:type="spellStart"/>
+      <w:r>
+        <w:rPr>
+          <w:b/>
+          <w:bCs/>
+          <w:lang w:val="en-IN"/>
         </w:rPr>
         <w:t>Self Introduction</w:t>
       </w:r>
-    </w:p>
-    <w:p>
-      <w:pPr>
-        <w:rPr>
-          <w:b/>
-          <w:bCs/>
-        </w:rPr>
-      </w:pPr>
-      <w:r>
-        <w:rPr>
-          <w:b/>
-          <w:bCs/>
-        </w:rPr>
-        <w:t>Hi, my name is Seshasayee, and I have over 4 years of experience in the IT industry. Currently, I work as a Software Engineer at Primera Medical Technologies.</w:t>
-      </w:r>
-    </w:p>
-    <w:p>
-      <w:pPr>
-        <w:rPr>
-          <w:b/>
-          <w:bCs/>
-        </w:rPr>
-      </w:pPr>
-      <w:r>
-        <w:rPr>
-          <w:b/>
-          <w:bCs/>
-        </w:rPr>
-        <w:t>I have experience in Java, Spring Boot, Microservices, React.js, SQL Server, REST APIs, and Spring Security. Before joining Primera Medical Technologies, I worked at Lorven Technologies as an SQL Developer, where I gained strong experience in SQL query optimization, stored procedures, and database design.</w:t>
-      </w:r>
-    </w:p>
-    <w:p>
-      <w:pPr>
-        <w:rPr>
-          <w:b/>
-          <w:bCs/>
-        </w:rPr>
-      </w:pPr>
-      <w:r>
-        <w:rPr>
-          <w:b/>
-          <w:bCs/>
-        </w:rPr>
-        <w:t>In my current role, I am responsible for designing, developing, and maintaining enterprise applications. I work closely with cross-functional teams to deliver scalable, reliable, and high-quality solutions while following Agile Scrum practices.</w:t>
-      </w:r>
-    </w:p>
-    <w:p>
-      <w:pPr>
-        <w:rPr>
-          <w:b/>
-          <w:bCs/>
-        </w:rPr>
-      </w:pPr>
-      <w:r>
-        <w:rPr>
-          <w:b/>
-          <w:bCs/>
-        </w:rPr>
-        <w:t>I am a quick learner, a proactive team player, and someone who enjoys solving technical challenges. I am passionate about continuous learning and staying updated with emerging technologies.</w:t>
-      </w:r>
-    </w:p>
-    <w:p>
-      <w:pPr>
-        <w:rPr>
-          <w:b/>
-          <w:bCs/>
-        </w:rPr>
-      </w:pPr>
-      <w:r>
-        <w:rPr>
-          <w:b/>
-          <w:bCs/>
-        </w:rPr>
-        <w:t>Thank you for giving me this opportunity to introduce myself.</w:t>
+      <w:proofErr w:type="spellEnd"/>
+      <w:r>
+        <w:rPr>
+          <w:b/>
+          <w:bCs/>
+          <w:lang w:val="en-IN"/>
+        </w:rPr>
+        <w:t xml:space="preserve"> — 1.5 Minutes</w:t>
+      </w:r>
+    </w:p>
+    <w:p>
+      <w:pPr>
+        <w:rPr>
+          <w:b/>
+          <w:bCs/>
+          <w:lang w:val="en-IN"/>
+        </w:rPr>
+      </w:pPr>
+      <w:r>
+        <w:rPr>
+          <w:b/>
+          <w:bCs/>
+          <w:lang w:val="en-IN"/>
+        </w:rPr>
+        <w:t>Hi, my name is Seshasayee, and I have over 4 years of experience in the IT industry as a Software Engineer, specializing in Java Full Stack Development.</w:t>
+      </w:r>
+    </w:p>
+    <w:p>
+      <w:pPr>
+        <w:rPr>
+          <w:b/>
+          <w:bCs/>
+          <w:lang w:val="en-IN"/>
+        </w:rPr>
+      </w:pPr>
+      <w:r>
+        <w:rPr>
+          <w:b/>
+          <w:bCs/>
+          <w:lang w:val="en-IN"/>
+        </w:rPr>
+        <w:t>Currently, I am working as a Software Engineer at Primera Medical Technologies. My core technical skills include Java, Spring Boot, Microservices, REST APIs, Spring Security, React.js, and SQL Server.</w:t>
+      </w:r>
+    </w:p>
+    <w:p>
+      <w:pPr>
+        <w:rPr>
+          <w:b/>
+          <w:bCs/>
+          <w:lang w:val="en-IN"/>
+        </w:rPr>
+      </w:pPr>
+      <w:r>
+        <w:rPr>
+          <w:b/>
+          <w:bCs/>
+          <w:lang w:val="en-IN"/>
+        </w:rPr>
+        <w:t>In my current role, I am mainly involved in designing, developing, and maintaining enterprise applications. I work on developing REST APIs and microservices using Java and Spring Boot, implementing business logic and security, working with SQL Server databases, and developing user interfaces using React.js. I also collaborate with QA, business teams, and other developers to deliver scalable and reliable solutions.</w:t>
+      </w:r>
+    </w:p>
+    <w:p>
+      <w:pPr>
+        <w:rPr>
+          <w:b/>
+          <w:bCs/>
+          <w:lang w:val="en-IN"/>
+        </w:rPr>
+      </w:pPr>
+      <w:r>
+        <w:rPr>
+          <w:b/>
+          <w:bCs/>
+          <w:lang w:val="en-IN"/>
+        </w:rPr>
+        <w:t xml:space="preserve">Before joining Primera Medical Technologies, I worked at </w:t>
+      </w:r>
+      <w:proofErr w:type="spellStart"/>
+      <w:r>
+        <w:rPr>
+          <w:b/>
+          <w:bCs/>
+          <w:lang w:val="en-IN"/>
+        </w:rPr>
+        <w:t>Lorven</w:t>
+      </w:r>
+      <w:proofErr w:type="spellEnd"/>
+      <w:r>
+        <w:rPr>
+          <w:b/>
+          <w:bCs/>
+          <w:lang w:val="en-IN"/>
+        </w:rPr>
+        <w:t xml:space="preserve"> Technologies as an SQL Developer, where I gained strong experience in SQL query optimization, stored procedures, database design, and performance improvement. This experience gave me a strong foundation in database development, which has been very useful in my full-stack career.</w:t>
+      </w:r>
+    </w:p>
+    <w:p>
+      <w:pPr>
+        <w:rPr>
+          <w:b/>
+          <w:bCs/>
+          <w:lang w:val="en-IN"/>
+        </w:rPr>
+      </w:pPr>
+      <w:r>
+        <w:rPr>
+          <w:b/>
+          <w:bCs/>
+          <w:lang w:val="en-IN"/>
+        </w:rPr>
+        <w:t>I have experience working in Agile Scrum environments, participating in sprint planning, daily stand-ups, code reviews, and retrospectives.</w:t>
+      </w:r>
+    </w:p>
+    <w:p>
+      <w:pPr>
+        <w:rPr>
+          <w:b/>
+          <w:bCs/>
+          <w:lang w:val="en-IN"/>
+        </w:rPr>
+      </w:pPr>
+      <w:r>
+        <w:rPr>
+          <w:b/>
+          <w:bCs/>
+          <w:lang w:val="en-IN"/>
+        </w:rPr>
+        <w:t>I am a quick learner, proactive team player, and problem solver, and I enjoy working on challenging technical problems and continuously improving my skills.</w:t>
+      </w:r>
+    </w:p>
+    <w:p>
+      <w:pPr>
+        <w:rPr>
+          <w:b/>
+          <w:bCs/>
+          <w:lang w:val="en-IN"/>
+        </w:rPr>
+      </w:pPr>
+      <w:r>
+        <w:rPr>
+          <w:b/>
+          <w:bCs/>
+          <w:lang w:val="en-IN"/>
+        </w:rPr>
+        <w:t>Thank you for giving me the opportunity to introduce myself.</w:t>
       </w:r>
     </w:p>
     <w:p>
@@ -123,151 +197,166 @@
       </w:r>
     </w:p>
     <w:p>
-      <w:r>
-        <w:rPr>
-          <w:b/>
-          <w:bCs/>
-        </w:rPr>
-        <w:t>Project: Healthcare Management Platform</w:t>
-      </w:r>
-    </w:p>
-    <w:p>
-      <w:r>
-        <w:t xml:space="preserve">Currently, I am working on a </w:t>
-      </w:r>
-      <w:r>
-        <w:rPr>
-          <w:b/>
-          <w:bCs/>
-        </w:rPr>
-        <w:t>Healthcare Management Platform at Primera Medical Technologies</w:t>
-      </w:r>
-      <w:r>
-        <w:t>. The application is used by healthcare providers to manage patient information, appointments, insurance details, and related healthcare workflows.</w:t>
-      </w:r>
-    </w:p>
-    <w:p>
-      <w:r>
-        <w:t xml:space="preserve">The application is built using </w:t>
-      </w:r>
-      <w:proofErr w:type="gramStart"/>
-      <w:r>
-        <w:t xml:space="preserve">a </w:t>
-      </w:r>
-      <w:r>
-        <w:rPr>
-          <w:b/>
-          <w:bCs/>
-        </w:rPr>
-        <w:t>microservices</w:t>
-      </w:r>
-      <w:proofErr w:type="gramEnd"/>
-      <w:r>
-        <w:rPr>
-          <w:b/>
-          <w:bCs/>
-        </w:rPr>
-        <w:t xml:space="preserve"> architecture</w:t>
-      </w:r>
-      <w:r>
-        <w:t xml:space="preserve">, with </w:t>
-      </w:r>
-      <w:r>
-        <w:rPr>
-          <w:b/>
-          <w:bCs/>
-        </w:rPr>
-        <w:t>React.js</w:t>
-      </w:r>
-      <w:r>
-        <w:t xml:space="preserve"> on the frontend and </w:t>
-      </w:r>
-      <w:r>
-        <w:rPr>
-          <w:b/>
-          <w:bCs/>
-        </w:rPr>
-        <w:t>Java, Spring Boot, and Spring Security</w:t>
-      </w:r>
-      <w:r>
-        <w:t xml:space="preserve"> on the backend. We use </w:t>
-      </w:r>
-      <w:r>
-        <w:rPr>
-          <w:b/>
-          <w:bCs/>
-        </w:rPr>
-        <w:t>SQL Server</w:t>
-      </w:r>
-      <w:r>
-        <w:t xml:space="preserve"> as </w:t>
-      </w:r>
-      <w:proofErr w:type="gramStart"/>
-      <w:r>
-        <w:t>the</w:t>
-      </w:r>
-      <w:proofErr w:type="gramEnd"/>
-      <w:r>
-        <w:t xml:space="preserve"> database and communicate through </w:t>
-      </w:r>
-      <w:r>
-        <w:rPr>
-          <w:b/>
-          <w:bCs/>
-        </w:rPr>
-        <w:t>REST APIs</w:t>
-      </w:r>
-      <w:r>
-        <w:t>.</w:t>
-      </w:r>
-    </w:p>
-    <w:p>
-      <w:r>
-        <w:t xml:space="preserve">As a </w:t>
-      </w:r>
-      <w:r>
-        <w:rPr>
-          <w:b/>
-          <w:bCs/>
-        </w:rPr>
-        <w:t>Full Stack Developer</w:t>
-      </w:r>
-      <w:r>
-        <w:t xml:space="preserve">, I work on both frontend and backend development. My responsibilities include developing REST APIs, implementing business logic, building React UI components, integrating APIs, writing SQL queries, and resolving production issues. We use </w:t>
-      </w:r>
-      <w:r>
-        <w:rPr>
-          <w:b/>
-          <w:bCs/>
-        </w:rPr>
-        <w:t>JWT-based authentication</w:t>
-      </w:r>
-      <w:r>
-        <w:t xml:space="preserve"> for secure and role-based access control.</w:t>
-      </w:r>
-    </w:p>
-    <w:p>
-      <w:r>
-        <w:t>I also collaborate with QA and business teams, participate in Agile Scrum ceremonies, and contribute to code reviews and performance improvements. One of my key contributions was optimizing slow-performing APIs by improving SQL queries and backend logic, which significantly improved response times and user experience.</w:t>
-      </w:r>
-    </w:p>
-    <w:p>
-      <w:r>
+      <w:pPr>
+        <w:rPr>
+          <w:b/>
+          <w:bCs/>
+          <w:lang w:val="en-IN"/>
+        </w:rPr>
+      </w:pPr>
+      <w:r>
+        <w:rPr>
+          <w:b/>
+          <w:bCs/>
+          <w:lang w:val="en-IN"/>
+        </w:rPr>
+        <w:t>Project Explanation — 1.5 Minutes</w:t>
+      </w:r>
+    </w:p>
+    <w:p>
+      <w:pPr>
+        <w:rPr>
+          <w:b/>
+          <w:bCs/>
+          <w:lang w:val="en-IN"/>
+        </w:rPr>
+      </w:pPr>
+      <w:r>
+        <w:rPr>
+          <w:b/>
+          <w:bCs/>
+          <w:lang w:val="en-IN"/>
+        </w:rPr>
+        <w:t>Currently, I am working on a Healthcare Management Platform at Primera Medical Technologies. The application is used by healthcare providers to manage patient information, appointments, insurance details, and other healthcare workflows.</w:t>
+      </w:r>
+    </w:p>
+    <w:p>
+      <w:pPr>
+        <w:rPr>
+          <w:b/>
+          <w:bCs/>
+          <w:lang w:val="en-IN"/>
+        </w:rPr>
+      </w:pPr>
+      <w:r>
+        <w:rPr>
+          <w:b/>
+          <w:bCs/>
+          <w:lang w:val="en-IN"/>
+        </w:rPr>
+        <w:t>The application follows a microservices architecture, with React.js on the frontend and Java, Spring Boot, and Spring Security on the backend. We use SQL Server as the database, and the frontend communicates with backend services through REST APIs.</w:t>
+      </w:r>
+    </w:p>
+    <w:p>
+      <w:pPr>
+        <w:rPr>
+          <w:b/>
+          <w:bCs/>
+          <w:lang w:val="en-IN"/>
+        </w:rPr>
+      </w:pPr>
+      <w:r>
+        <w:rPr>
+          <w:b/>
+          <w:bCs/>
+          <w:lang w:val="en-IN"/>
+        </w:rPr>
+        <w:t xml:space="preserve">As a Full Stack Developer, I work on both frontend and backend development. My responsibilities include developing REST APIs, implementing business logic, creating </w:t>
+      </w:r>
+      <w:r>
+        <w:rPr>
+          <w:b/>
+          <w:bCs/>
+          <w:lang w:val="en-IN"/>
+        </w:rPr>
         <w:lastRenderedPageBreak/>
-        <w:t xml:space="preserve">This project has helped me strengthen my expertise in </w:t>
-      </w:r>
-      <w:r>
-        <w:rPr>
-          <w:b/>
-          <w:bCs/>
-        </w:rPr>
-        <w:t>Java, Spring Boot, Microservices, React.js, REST APIs, SQL Server, and application support</w:t>
-      </w:r>
-      <w:r>
-        <w:t xml:space="preserve"> in a real-world healthcare domain.</w:t>
-      </w:r>
-    </w:p>
-    <w:p/>
+        <w:t>React UI components, integrating APIs, writing SQL queries, and troubleshooting production issues.</w:t>
+      </w:r>
+    </w:p>
+    <w:p>
+      <w:pPr>
+        <w:rPr>
+          <w:b/>
+          <w:bCs/>
+          <w:lang w:val="en-IN"/>
+        </w:rPr>
+      </w:pPr>
+      <w:r>
+        <w:rPr>
+          <w:b/>
+          <w:bCs/>
+          <w:lang w:val="en-IN"/>
+        </w:rPr>
+        <w:t>For application security, we use JWT-based authentication and role-based access control to ensure secure access to different features based on user roles.</w:t>
+      </w:r>
+    </w:p>
+    <w:p>
+      <w:pPr>
+        <w:rPr>
+          <w:b/>
+          <w:bCs/>
+          <w:lang w:val="en-IN"/>
+        </w:rPr>
+      </w:pPr>
+      <w:r>
+        <w:rPr>
+          <w:b/>
+          <w:bCs/>
+          <w:lang w:val="en-IN"/>
+        </w:rPr>
+        <w:t>I also collaborate with QA engineers, business teams, and other developers, and actively participate in Agile Scrum ceremonies, code reviews, debugging, and performance improvements.</w:t>
+      </w:r>
+    </w:p>
+    <w:p>
+      <w:pPr>
+        <w:rPr>
+          <w:b/>
+          <w:bCs/>
+          <w:lang w:val="en-IN"/>
+        </w:rPr>
+      </w:pPr>
+      <w:r>
+        <w:rPr>
+          <w:b/>
+          <w:bCs/>
+          <w:lang w:val="en-IN"/>
+        </w:rPr>
+        <w:t>One of my key contributions was optimizing slow-performing APIs by improving SQL queries and backend logic. This helped improve API response times and the overall user experience.</w:t>
+      </w:r>
+    </w:p>
+    <w:p>
+      <w:pPr>
+        <w:rPr>
+          <w:b/>
+          <w:bCs/>
+          <w:lang w:val="en-IN"/>
+        </w:rPr>
+      </w:pPr>
+      <w:r>
+        <w:rPr>
+          <w:b/>
+          <w:bCs/>
+          <w:lang w:val="en-IN"/>
+        </w:rPr>
+        <w:t>Overall, this project has given me strong hands-on experience in Java, Spring Boot, Microservices, React.js, REST APIs, Spring Security, and SQL Server, along with valuable experience in real-world healthcare applications and production support.</w:t>
+      </w:r>
+    </w:p>
+    <w:p>
+      <w:pPr>
+        <w:rPr>
+          <w:b/>
+          <w:bCs/>
+        </w:rPr>
+      </w:pPr>
+    </w:p>
+    <w:p>
+      <w:pPr>
+        <w:rPr>
+          <w:b/>
+          <w:bCs/>
+        </w:rPr>
+      </w:pPr>
+    </w:p>
     <w:p>
       <w:pPr>
         <w:rPr>
@@ -348,6 +437,7 @@
     </w:p>
     <w:p>
       <w:r>
+        <w:lastRenderedPageBreak/>
         <w:t>My day-to-day activities include analyzing user stories, developing REST APIs using Spring Boot, building React UI screens, integrating APIs, writing and optimizing SQL queries, fixing defects, participating in Agile meetings, performing code reviews, and supporting production issues when required.</w:t>
       </w:r>
     </w:p>
